--- a/Moog_Prodigy_Project/moog_prodigy_project/KiCad_zamena_komponenti.docx
+++ b/Moog_Prodigy_Project/moog_prodigy_project/KiCad_zamena_komponenti.docx
@@ -195,23 +195,7 @@
                   <w:sz w:val="36"/>
                   <w:szCs w:val="36"/>
                 </w:rPr>
-                <w:t>2N3904 datash</w:t>
-              </w:r>
-              <w:r>
-                <w:rPr>
-                  <w:rStyle w:val="Hyperlink"/>
-                  <w:sz w:val="36"/>
-                  <w:szCs w:val="36"/>
-                </w:rPr>
-                <w:t>e</w:t>
-              </w:r>
-              <w:r>
-                <w:rPr>
-                  <w:rStyle w:val="Hyperlink"/>
-                  <w:sz w:val="36"/>
-                  <w:szCs w:val="36"/>
-                </w:rPr>
-                <w:t>et</w:t>
+                <w:t>2N3904 datasheet</w:t>
               </w:r>
             </w:hyperlink>
           </w:p>
@@ -686,7 +670,23 @@
                   <w:sz w:val="36"/>
                   <w:szCs w:val="36"/>
                 </w:rPr>
-                <w:t>LM393 Datasheet</w:t>
+                <w:t xml:space="preserve">LM393 </w:t>
+              </w:r>
+              <w:r>
+                <w:rPr>
+                  <w:rStyle w:val="Hyperlink"/>
+                  <w:sz w:val="36"/>
+                  <w:szCs w:val="36"/>
+                </w:rPr>
+                <w:t>D</w:t>
+              </w:r>
+              <w:r>
+                <w:rPr>
+                  <w:rStyle w:val="Hyperlink"/>
+                  <w:sz w:val="36"/>
+                  <w:szCs w:val="36"/>
+                </w:rPr>
+                <w:t>atasheet</w:t>
               </w:r>
             </w:hyperlink>
           </w:p>
@@ -772,10 +772,13 @@
       <w:r>
         <w:t xml:space="preserve">   (</w:t>
       </w:r>
+      <w:proofErr w:type="gramEnd"/>
+      <w:r>
+        <w:t xml:space="preserve">Stara </w:t>
+      </w:r>
       <w:proofErr w:type="spellStart"/>
-      <w:proofErr w:type="gramEnd"/>
-      <w:r>
-        <w:t>stari</w:t>
+      <w:r>
+        <w:t>komponenta</w:t>
       </w:r>
       <w:proofErr w:type="spellEnd"/>
       <w:r>
@@ -784,6 +787,9 @@
     </w:p>
     <w:p>
       <w:r>
+        <w:rPr>
+          <w:noProof/>
+        </w:rPr>
         <w:drawing>
           <wp:anchor distT="0" distB="0" distL="114300" distR="114300" simplePos="0" relativeHeight="251658240" behindDoc="1" locked="0" layoutInCell="1" allowOverlap="1" wp14:anchorId="5F33DB7E" wp14:editId="51DE5C66">
             <wp:simplePos x="0" y="0"/>
@@ -841,6 +847,9 @@
         </w:drawing>
       </w:r>
       <w:r>
+        <w:rPr>
+          <w:noProof/>
+        </w:rPr>
         <w:drawing>
           <wp:inline distT="0" distB="0" distL="0" distR="0" wp14:anchorId="6054D6A2" wp14:editId="535FAEC1">
             <wp:extent cx="5943600" cy="4309110"/>
@@ -883,6 +892,9 @@
     </w:p>
     <w:p>
       <w:r>
+        <w:rPr>
+          <w:noProof/>
+        </w:rPr>
         <w:lastRenderedPageBreak/>
         <w:drawing>
           <wp:inline distT="0" distB="0" distL="0" distR="0" wp14:anchorId="21CBCA64" wp14:editId="31D3D326">
@@ -923,6 +935,9 @@
     </w:p>
     <w:p>
       <w:r>
+        <w:rPr>
+          <w:noProof/>
+        </w:rPr>
         <w:drawing>
           <wp:inline distT="0" distB="0" distL="0" distR="0" wp14:anchorId="4CF18980" wp14:editId="132A6C1B">
             <wp:extent cx="5667153" cy="4347736"/>
@@ -978,11 +993,25 @@
         <w:t xml:space="preserve"> BC549</w:t>
       </w:r>
       <w:r>
-        <w:t xml:space="preserve"> (Novi)</w:t>
-      </w:r>
-    </w:p>
-    <w:p>
-      <w:r>
+        <w:t xml:space="preserve"> (</w:t>
+      </w:r>
+      <w:r>
+        <w:t xml:space="preserve">Nova </w:t>
+      </w:r>
+      <w:proofErr w:type="spellStart"/>
+      <w:r>
+        <w:t>komponenta</w:t>
+      </w:r>
+      <w:proofErr w:type="spellEnd"/>
+      <w:r>
+        <w:t>)</w:t>
+      </w:r>
+    </w:p>
+    <w:p>
+      <w:r>
+        <w:rPr>
+          <w:noProof/>
+        </w:rPr>
         <w:drawing>
           <wp:inline distT="0" distB="0" distL="0" distR="0" wp14:anchorId="09BF49DD" wp14:editId="223FA0A1">
             <wp:extent cx="5943600" cy="3895725"/>
@@ -1022,6 +1051,9 @@
     </w:p>
     <w:p>
       <w:r>
+        <w:rPr>
+          <w:noProof/>
+        </w:rPr>
         <w:drawing>
           <wp:inline distT="0" distB="0" distL="0" distR="0" wp14:anchorId="4F51F721" wp14:editId="079DE235">
             <wp:extent cx="5943600" cy="3392170"/>
@@ -1088,7 +1120,18 @@
         </w:r>
       </w:hyperlink>
       <w:r>
-        <w:t xml:space="preserve"> (Stari)</w:t>
+        <w:t xml:space="preserve"> (</w:t>
+      </w:r>
+      <w:r>
+        <w:t xml:space="preserve">Stara </w:t>
+      </w:r>
+      <w:proofErr w:type="spellStart"/>
+      <w:r>
+        <w:t>komponenta</w:t>
+      </w:r>
+      <w:proofErr w:type="spellEnd"/>
+      <w:r>
+        <w:t>)</w:t>
       </w:r>
     </w:p>
     <w:p>
@@ -1192,6 +1235,9 @@
     </w:p>
     <w:p>
       <w:r>
+        <w:rPr>
+          <w:noProof/>
+        </w:rPr>
         <w:drawing>
           <wp:inline distT="0" distB="0" distL="0" distR="0" wp14:anchorId="68EC6180" wp14:editId="7314365A">
             <wp:extent cx="5906791" cy="5193102"/>
@@ -1238,6 +1284,9 @@
         </w:numPr>
       </w:pPr>
       <w:r>
+        <w:rPr>
+          <w:noProof/>
+        </w:rPr>
         <w:lastRenderedPageBreak/>
         <w:drawing>
           <wp:anchor distT="0" distB="0" distL="114300" distR="114300" simplePos="0" relativeHeight="251659264" behindDoc="1" locked="0" layoutInCell="1" allowOverlap="1" wp14:anchorId="4717B0D0" wp14:editId="4DF51A64">
@@ -1309,13 +1358,21 @@
       </w:r>
       <w:proofErr w:type="spellEnd"/>
       <w:r>
-        <w:t xml:space="preserve"> </w:t>
-      </w:r>
-      <w:r>
-        <w:t>OPA134</w:t>
-      </w:r>
-      <w:r>
-        <w:t xml:space="preserve"> (Novi)</w:t>
+        <w:t xml:space="preserve"> OPA134</w:t>
+      </w:r>
+      <w:r>
+        <w:t xml:space="preserve"> (</w:t>
+      </w:r>
+      <w:r>
+        <w:t xml:space="preserve">Nova </w:t>
+      </w:r>
+      <w:proofErr w:type="spellStart"/>
+      <w:r>
+        <w:t>komponenta</w:t>
+      </w:r>
+      <w:proofErr w:type="spellEnd"/>
+      <w:r>
+        <w:t>)</w:t>
       </w:r>
     </w:p>
     <w:p>
@@ -1323,6 +1380,9 @@
         <w:jc w:val="center"/>
       </w:pPr>
       <w:r>
+        <w:rPr>
+          <w:noProof/>
+        </w:rPr>
         <w:lastRenderedPageBreak/>
         <w:drawing>
           <wp:inline distT="0" distB="0" distL="0" distR="0" wp14:anchorId="464B75F9" wp14:editId="39AF185A">
@@ -1366,6 +1426,9 @@
         <w:jc w:val="center"/>
       </w:pPr>
       <w:r>
+        <w:rPr>
+          <w:noProof/>
+        </w:rPr>
         <w:drawing>
           <wp:inline distT="0" distB="0" distL="0" distR="0" wp14:anchorId="59CDEC70" wp14:editId="63CAAB14">
             <wp:extent cx="5710687" cy="2444125"/>
@@ -1408,6 +1471,9 @@
         <w:jc w:val="center"/>
       </w:pPr>
       <w:r>
+        <w:rPr>
+          <w:noProof/>
+        </w:rPr>
         <w:lastRenderedPageBreak/>
         <w:drawing>
           <wp:inline distT="0" distB="0" distL="0" distR="0" wp14:anchorId="05CE4605" wp14:editId="0253790A">
@@ -1474,31 +1540,29 @@
             <w:sz w:val="36"/>
             <w:szCs w:val="36"/>
           </w:rPr>
-          <w:t xml:space="preserve">LM3046 Texas </w:t>
-        </w:r>
-        <w:r>
-          <w:rPr>
-            <w:rStyle w:val="Hyperlink"/>
-            <w:sz w:val="36"/>
-            <w:szCs w:val="36"/>
-          </w:rPr>
-          <w:t>I</w:t>
-        </w:r>
-        <w:r>
-          <w:rPr>
-            <w:rStyle w:val="Hyperlink"/>
-            <w:sz w:val="36"/>
-            <w:szCs w:val="36"/>
-          </w:rPr>
-          <w:t>nstruments</w:t>
+          <w:t>LM3046 Texas Instruments</w:t>
         </w:r>
       </w:hyperlink>
       <w:r>
-        <w:t xml:space="preserve"> (Stari)</w:t>
-      </w:r>
-    </w:p>
-    <w:p>
-      <w:r>
+        <w:t xml:space="preserve"> (</w:t>
+      </w:r>
+      <w:r>
+        <w:t xml:space="preserve">Stara </w:t>
+      </w:r>
+      <w:proofErr w:type="spellStart"/>
+      <w:r>
+        <w:t>komponenta</w:t>
+      </w:r>
+      <w:proofErr w:type="spellEnd"/>
+      <w:r>
+        <w:t>)</w:t>
+      </w:r>
+    </w:p>
+    <w:p>
+      <w:r>
+        <w:rPr>
+          <w:noProof/>
+        </w:rPr>
         <w:drawing>
           <wp:inline distT="0" distB="0" distL="0" distR="0" wp14:anchorId="4378A9DF" wp14:editId="1C61CA58">
             <wp:extent cx="5943600" cy="2733675"/>
@@ -1536,6 +1600,9 @@
         </w:drawing>
       </w:r>
       <w:r>
+        <w:rPr>
+          <w:noProof/>
+        </w:rPr>
         <w:drawing>
           <wp:inline distT="0" distB="0" distL="0" distR="0" wp14:anchorId="244932B6" wp14:editId="1463820D">
             <wp:extent cx="5943600" cy="3745230"/>
@@ -1578,6 +1645,9 @@
         <w:jc w:val="center"/>
       </w:pPr>
       <w:r>
+        <w:rPr>
+          <w:noProof/>
+        </w:rPr>
         <w:lastRenderedPageBreak/>
         <w:drawing>
           <wp:inline distT="0" distB="0" distL="0" distR="0" wp14:anchorId="57F1FEBA" wp14:editId="4DECD7C5">
@@ -1662,27 +1732,22 @@
             <w:sz w:val="36"/>
             <w:szCs w:val="36"/>
           </w:rPr>
-          <w:t xml:space="preserve">CA3046 </w:t>
-        </w:r>
-        <w:r>
-          <w:rPr>
-            <w:rStyle w:val="Hyperlink"/>
-            <w:sz w:val="36"/>
-            <w:szCs w:val="36"/>
-          </w:rPr>
-          <w:t>D</w:t>
-        </w:r>
-        <w:r>
-          <w:rPr>
-            <w:rStyle w:val="Hyperlink"/>
-            <w:sz w:val="36"/>
-            <w:szCs w:val="36"/>
-          </w:rPr>
-          <w:t>atasheet</w:t>
+          <w:t>CA3046 Datasheet</w:t>
         </w:r>
       </w:hyperlink>
       <w:r>
-        <w:t xml:space="preserve"> (Novi)</w:t>
+        <w:t xml:space="preserve"> (</w:t>
+      </w:r>
+      <w:r>
+        <w:t xml:space="preserve">Nova </w:t>
+      </w:r>
+      <w:proofErr w:type="spellStart"/>
+      <w:r>
+        <w:t>komponenta</w:t>
+      </w:r>
+      <w:proofErr w:type="spellEnd"/>
+      <w:r>
+        <w:t>)</w:t>
       </w:r>
     </w:p>
     <w:p>
@@ -1932,6 +1997,7 @@
       </w:pPr>
       <w:r>
         <w:rPr>
+          <w:noProof/>
           <w:sz w:val="32"/>
           <w:szCs w:val="32"/>
         </w:rPr>
@@ -1980,6 +2046,9 @@
         </w:tabs>
       </w:pPr>
       <w:r>
+        <w:rPr>
+          <w:noProof/>
+        </w:rPr>
         <w:lastRenderedPageBreak/>
         <w:drawing>
           <wp:inline distT="0" distB="0" distL="0" distR="0" wp14:anchorId="465EE7CD" wp14:editId="1B06788D">
@@ -2021,6 +2090,10 @@
     <w:p>
       <w:pPr>
         <w:pStyle w:val="Heading1"/>
+        <w:numPr>
+          <w:ilvl w:val="0"/>
+          <w:numId w:val="1"/>
+        </w:numPr>
       </w:pPr>
       <w:r>
         <w:t>4558</w:t>
@@ -2044,7 +2117,753 @@
             <w:sz w:val="36"/>
             <w:szCs w:val="36"/>
           </w:rPr>
-          <w:t>RC4</w:t>
+          <w:t>RC4558 datasheet</w:t>
+        </w:r>
+      </w:hyperlink>
+      <w:r>
+        <w:t xml:space="preserve"> (</w:t>
+      </w:r>
+      <w:r>
+        <w:t xml:space="preserve">Stara </w:t>
+      </w:r>
+      <w:proofErr w:type="spellStart"/>
+      <w:r>
+        <w:t>komponenta</w:t>
+      </w:r>
+      <w:proofErr w:type="spellEnd"/>
+      <w:r>
+        <w:t>)</w:t>
+      </w:r>
+    </w:p>
+    <w:p>
+      <w:pPr>
+        <w:tabs>
+          <w:tab w:val="left" w:pos="2104"/>
+        </w:tabs>
+      </w:pPr>
+      <w:r>
+        <w:drawing>
+          <wp:inline distT="0" distB="0" distL="0" distR="0" wp14:anchorId="5E9992AF" wp14:editId="3F311592">
+            <wp:extent cx="2696486" cy="1662833"/>
+            <wp:effectExtent l="0" t="0" r="8890" b="0"/>
+            <wp:docPr id="1303800158" name="Picture 1" descr="A black and white text&#10;&#10;AI-generated content may be incorrect."/>
+            <wp:cNvGraphicFramePr>
+              <a:graphicFrameLocks xmlns:a="http://schemas.openxmlformats.org/drawingml/2006/main" noChangeAspect="1"/>
+            </wp:cNvGraphicFramePr>
+            <a:graphic xmlns:a="http://schemas.openxmlformats.org/drawingml/2006/main">
+              <a:graphicData uri="http://schemas.openxmlformats.org/drawingml/2006/picture">
+                <pic:pic xmlns:pic="http://schemas.openxmlformats.org/drawingml/2006/picture">
+                  <pic:nvPicPr>
+                    <pic:cNvPr id="1303800158" name="Picture 1" descr="A black and white text&#10;&#10;AI-generated content may be incorrect."/>
+                    <pic:cNvPicPr/>
+                  </pic:nvPicPr>
+                  <pic:blipFill>
+                    <a:blip r:embed="rId40"/>
+                    <a:stretch>
+                      <a:fillRect/>
+                    </a:stretch>
+                  </pic:blipFill>
+                  <pic:spPr>
+                    <a:xfrm>
+                      <a:off x="0" y="0"/>
+                      <a:ext cx="2705628" cy="1668470"/>
+                    </a:xfrm>
+                    <a:prstGeom prst="rect">
+                      <a:avLst/>
+                    </a:prstGeom>
+                  </pic:spPr>
+                </pic:pic>
+              </a:graphicData>
+            </a:graphic>
+          </wp:inline>
+        </w:drawing>
+      </w:r>
+    </w:p>
+    <w:p>
+      <w:pPr>
+        <w:tabs>
+          <w:tab w:val="left" w:pos="2104"/>
+        </w:tabs>
+      </w:pPr>
+      <w:r>
+        <w:drawing>
+          <wp:inline distT="0" distB="0" distL="0" distR="0" wp14:anchorId="4C4B05AD" wp14:editId="136DB4E5">
+            <wp:extent cx="5943600" cy="1524635"/>
+            <wp:effectExtent l="0" t="0" r="0" b="0"/>
+            <wp:docPr id="1968230251" name="Picture 1" descr="A screenshot of a computer&#10;&#10;AI-generated content may be incorrect."/>
+            <wp:cNvGraphicFramePr>
+              <a:graphicFrameLocks xmlns:a="http://schemas.openxmlformats.org/drawingml/2006/main" noChangeAspect="1"/>
+            </wp:cNvGraphicFramePr>
+            <a:graphic xmlns:a="http://schemas.openxmlformats.org/drawingml/2006/main">
+              <a:graphicData uri="http://schemas.openxmlformats.org/drawingml/2006/picture">
+                <pic:pic xmlns:pic="http://schemas.openxmlformats.org/drawingml/2006/picture">
+                  <pic:nvPicPr>
+                    <pic:cNvPr id="1968230251" name="Picture 1" descr="A screenshot of a computer&#10;&#10;AI-generated content may be incorrect."/>
+                    <pic:cNvPicPr/>
+                  </pic:nvPicPr>
+                  <pic:blipFill>
+                    <a:blip r:embed="rId41"/>
+                    <a:stretch>
+                      <a:fillRect/>
+                    </a:stretch>
+                  </pic:blipFill>
+                  <pic:spPr>
+                    <a:xfrm>
+                      <a:off x="0" y="0"/>
+                      <a:ext cx="5943600" cy="1524635"/>
+                    </a:xfrm>
+                    <a:prstGeom prst="rect">
+                      <a:avLst/>
+                    </a:prstGeom>
+                  </pic:spPr>
+                </pic:pic>
+              </a:graphicData>
+            </a:graphic>
+          </wp:inline>
+        </w:drawing>
+      </w:r>
+    </w:p>
+    <w:p>
+      <w:pPr>
+        <w:tabs>
+          <w:tab w:val="left" w:pos="2104"/>
+        </w:tabs>
+      </w:pPr>
+      <w:r>
+        <w:drawing>
+          <wp:inline distT="0" distB="0" distL="0" distR="0" wp14:anchorId="10D4C750" wp14:editId="19F771EB">
+            <wp:extent cx="5943600" cy="1074420"/>
+            <wp:effectExtent l="0" t="0" r="0" b="0"/>
+            <wp:docPr id="410186484" name="Picture 1" descr="A screenshot of a computer&#10;&#10;AI-generated content may be incorrect."/>
+            <wp:cNvGraphicFramePr>
+              <a:graphicFrameLocks xmlns:a="http://schemas.openxmlformats.org/drawingml/2006/main" noChangeAspect="1"/>
+            </wp:cNvGraphicFramePr>
+            <a:graphic xmlns:a="http://schemas.openxmlformats.org/drawingml/2006/main">
+              <a:graphicData uri="http://schemas.openxmlformats.org/drawingml/2006/picture">
+                <pic:pic xmlns:pic="http://schemas.openxmlformats.org/drawingml/2006/picture">
+                  <pic:nvPicPr>
+                    <pic:cNvPr id="410186484" name="Picture 1" descr="A screenshot of a computer&#10;&#10;AI-generated content may be incorrect."/>
+                    <pic:cNvPicPr/>
+                  </pic:nvPicPr>
+                  <pic:blipFill>
+                    <a:blip r:embed="rId42"/>
+                    <a:stretch>
+                      <a:fillRect/>
+                    </a:stretch>
+                  </pic:blipFill>
+                  <pic:spPr>
+                    <a:xfrm>
+                      <a:off x="0" y="0"/>
+                      <a:ext cx="5943600" cy="1074420"/>
+                    </a:xfrm>
+                    <a:prstGeom prst="rect">
+                      <a:avLst/>
+                    </a:prstGeom>
+                  </pic:spPr>
+                </pic:pic>
+              </a:graphicData>
+            </a:graphic>
+          </wp:inline>
+        </w:drawing>
+      </w:r>
+    </w:p>
+    <w:p>
+      <w:pPr>
+        <w:tabs>
+          <w:tab w:val="left" w:pos="2104"/>
+        </w:tabs>
+      </w:pPr>
+      <w:r>
+        <w:lastRenderedPageBreak/>
+        <w:drawing>
+          <wp:inline distT="0" distB="0" distL="0" distR="0" wp14:anchorId="5513D6C8" wp14:editId="46F73142">
+            <wp:extent cx="5970411" cy="5939155"/>
+            <wp:effectExtent l="0" t="0" r="0" b="4445"/>
+            <wp:docPr id="1061447431" name="Picture 1" descr="A screenshot of a computer&#10;&#10;AI-generated content may be incorrect."/>
+            <wp:cNvGraphicFramePr>
+              <a:graphicFrameLocks xmlns:a="http://schemas.openxmlformats.org/drawingml/2006/main" noChangeAspect="1"/>
+            </wp:cNvGraphicFramePr>
+            <a:graphic xmlns:a="http://schemas.openxmlformats.org/drawingml/2006/main">
+              <a:graphicData uri="http://schemas.openxmlformats.org/drawingml/2006/picture">
+                <pic:pic xmlns:pic="http://schemas.openxmlformats.org/drawingml/2006/picture">
+                  <pic:nvPicPr>
+                    <pic:cNvPr id="1061447431" name="Picture 1" descr="A screenshot of a computer&#10;&#10;AI-generated content may be incorrect."/>
+                    <pic:cNvPicPr/>
+                  </pic:nvPicPr>
+                  <pic:blipFill>
+                    <a:blip r:embed="rId43"/>
+                    <a:stretch>
+                      <a:fillRect/>
+                    </a:stretch>
+                  </pic:blipFill>
+                  <pic:spPr>
+                    <a:xfrm>
+                      <a:off x="0" y="0"/>
+                      <a:ext cx="5977711" cy="5946417"/>
+                    </a:xfrm>
+                    <a:prstGeom prst="rect">
+                      <a:avLst/>
+                    </a:prstGeom>
+                  </pic:spPr>
+                </pic:pic>
+              </a:graphicData>
+            </a:graphic>
+          </wp:inline>
+        </w:drawing>
+      </w:r>
+    </w:p>
+    <w:p>
+      <w:pPr>
+        <w:tabs>
+          <w:tab w:val="left" w:pos="2104"/>
+        </w:tabs>
+      </w:pPr>
+      <w:r>
+        <w:drawing>
+          <wp:inline distT="0" distB="0" distL="0" distR="0" wp14:anchorId="1490A099" wp14:editId="2059CD67">
+            <wp:extent cx="6019137" cy="2148840"/>
+            <wp:effectExtent l="0" t="0" r="1270" b="3810"/>
+            <wp:docPr id="1904531623" name="Picture 1" descr="A close-up of a white paper&#10;&#10;AI-generated content may be incorrect."/>
+            <wp:cNvGraphicFramePr>
+              <a:graphicFrameLocks xmlns:a="http://schemas.openxmlformats.org/drawingml/2006/main" noChangeAspect="1"/>
+            </wp:cNvGraphicFramePr>
+            <a:graphic xmlns:a="http://schemas.openxmlformats.org/drawingml/2006/main">
+              <a:graphicData uri="http://schemas.openxmlformats.org/drawingml/2006/picture">
+                <pic:pic xmlns:pic="http://schemas.openxmlformats.org/drawingml/2006/picture">
+                  <pic:nvPicPr>
+                    <pic:cNvPr id="1904531623" name="Picture 1" descr="A close-up of a white paper&#10;&#10;AI-generated content may be incorrect."/>
+                    <pic:cNvPicPr/>
+                  </pic:nvPicPr>
+                  <pic:blipFill>
+                    <a:blip r:embed="rId44"/>
+                    <a:stretch>
+                      <a:fillRect/>
+                    </a:stretch>
+                  </pic:blipFill>
+                  <pic:spPr>
+                    <a:xfrm>
+                      <a:off x="0" y="0"/>
+                      <a:ext cx="6038222" cy="2155653"/>
+                    </a:xfrm>
+                    <a:prstGeom prst="rect">
+                      <a:avLst/>
+                    </a:prstGeom>
+                  </pic:spPr>
+                </pic:pic>
+              </a:graphicData>
+            </a:graphic>
+          </wp:inline>
+        </w:drawing>
+      </w:r>
+    </w:p>
+    <w:p>
+      <w:pPr>
+        <w:pStyle w:val="Heading1"/>
+        <w:ind w:left="360"/>
+      </w:pPr>
+      <w:r>
+        <w:rPr>
+          <w:sz w:val="36"/>
+          <w:szCs w:val="36"/>
+        </w:rPr>
+        <w:lastRenderedPageBreak/>
+        <w:t xml:space="preserve">4. </w:t>
+      </w:r>
+      <w:r>
+        <w:rPr>
+          <w:sz w:val="36"/>
+          <w:szCs w:val="36"/>
+        </w:rPr>
+        <w:t>NE5532</w:t>
+      </w:r>
+      <w:r>
+        <w:rPr>
+          <w:sz w:val="36"/>
+          <w:szCs w:val="36"/>
+        </w:rPr>
+        <w:tab/>
+      </w:r>
+      <w:r>
+        <w:rPr>
+          <w:rFonts w:ascii="Segoe UI Symbol" w:hAnsi="Segoe UI Symbol" w:cs="Segoe UI Symbol"/>
+          <w:sz w:val="36"/>
+          <w:szCs w:val="36"/>
+        </w:rPr>
+        <w:t>⁠</w:t>
+      </w:r>
+      <w:hyperlink r:id="rId45" w:tooltip="https://www.ti.com/lit/ds/symlink/ne5532.pdf" w:history="1">
+        <w:r>
+          <w:rPr>
+            <w:rStyle w:val="Hyperlink"/>
+            <w:sz w:val="36"/>
+            <w:szCs w:val="36"/>
+          </w:rPr>
+          <w:t>NE5532x,</w:t>
+        </w:r>
+      </w:hyperlink>
+      <w:r>
+        <w:t xml:space="preserve"> (</w:t>
+      </w:r>
+      <w:r>
+        <w:t xml:space="preserve">Nova </w:t>
+      </w:r>
+      <w:proofErr w:type="spellStart"/>
+      <w:r>
+        <w:t>komponenta</w:t>
+      </w:r>
+      <w:proofErr w:type="spellEnd"/>
+      <w:r>
+        <w:t>)</w:t>
+      </w:r>
+    </w:p>
+    <w:p>
+      <w:r>
+        <w:drawing>
+          <wp:inline distT="0" distB="0" distL="0" distR="0" wp14:anchorId="5917CDC2" wp14:editId="1E7451E8">
+            <wp:extent cx="2441796" cy="1072145"/>
+            <wp:effectExtent l="0" t="0" r="0" b="0"/>
+            <wp:docPr id="151792337" name="Picture 1" descr="A black text on a white background&#10;&#10;AI-generated content may be incorrect."/>
+            <wp:cNvGraphicFramePr>
+              <a:graphicFrameLocks xmlns:a="http://schemas.openxmlformats.org/drawingml/2006/main" noChangeAspect="1"/>
+            </wp:cNvGraphicFramePr>
+            <a:graphic xmlns:a="http://schemas.openxmlformats.org/drawingml/2006/main">
+              <a:graphicData uri="http://schemas.openxmlformats.org/drawingml/2006/picture">
+                <pic:pic xmlns:pic="http://schemas.openxmlformats.org/drawingml/2006/picture">
+                  <pic:nvPicPr>
+                    <pic:cNvPr id="151792337" name="Picture 1" descr="A black text on a white background&#10;&#10;AI-generated content may be incorrect."/>
+                    <pic:cNvPicPr/>
+                  </pic:nvPicPr>
+                  <pic:blipFill>
+                    <a:blip r:embed="rId46"/>
+                    <a:stretch>
+                      <a:fillRect/>
+                    </a:stretch>
+                  </pic:blipFill>
+                  <pic:spPr>
+                    <a:xfrm>
+                      <a:off x="0" y="0"/>
+                      <a:ext cx="2449343" cy="1075459"/>
+                    </a:xfrm>
+                    <a:prstGeom prst="rect">
+                      <a:avLst/>
+                    </a:prstGeom>
+                  </pic:spPr>
+                </pic:pic>
+              </a:graphicData>
+            </a:graphic>
+          </wp:inline>
+        </w:drawing>
+      </w:r>
+    </w:p>
+    <w:p>
+      <w:pPr>
+        <w:tabs>
+          <w:tab w:val="left" w:pos="2104"/>
+        </w:tabs>
+      </w:pPr>
+      <w:r>
+        <w:drawing>
+          <wp:inline distT="0" distB="0" distL="0" distR="0" wp14:anchorId="22CB5787" wp14:editId="40479C1C">
+            <wp:extent cx="5545039" cy="2742899"/>
+            <wp:effectExtent l="0" t="0" r="0" b="635"/>
+            <wp:docPr id="1209454865" name="Picture 1" descr="A screenshot of a computer&#10;&#10;AI-generated content may be incorrect."/>
+            <wp:cNvGraphicFramePr>
+              <a:graphicFrameLocks xmlns:a="http://schemas.openxmlformats.org/drawingml/2006/main" noChangeAspect="1"/>
+            </wp:cNvGraphicFramePr>
+            <a:graphic xmlns:a="http://schemas.openxmlformats.org/drawingml/2006/main">
+              <a:graphicData uri="http://schemas.openxmlformats.org/drawingml/2006/picture">
+                <pic:pic xmlns:pic="http://schemas.openxmlformats.org/drawingml/2006/picture">
+                  <pic:nvPicPr>
+                    <pic:cNvPr id="1209454865" name="Picture 1" descr="A screenshot of a computer&#10;&#10;AI-generated content may be incorrect."/>
+                    <pic:cNvPicPr/>
+                  </pic:nvPicPr>
+                  <pic:blipFill>
+                    <a:blip r:embed="rId47"/>
+                    <a:stretch>
+                      <a:fillRect/>
+                    </a:stretch>
+                  </pic:blipFill>
+                  <pic:spPr>
+                    <a:xfrm>
+                      <a:off x="0" y="0"/>
+                      <a:ext cx="5552188" cy="2746435"/>
+                    </a:xfrm>
+                    <a:prstGeom prst="rect">
+                      <a:avLst/>
+                    </a:prstGeom>
+                  </pic:spPr>
+                </pic:pic>
+              </a:graphicData>
+            </a:graphic>
+          </wp:inline>
+        </w:drawing>
+      </w:r>
+    </w:p>
+    <w:p>
+      <w:pPr>
+        <w:tabs>
+          <w:tab w:val="left" w:pos="2104"/>
+        </w:tabs>
+      </w:pPr>
+      <w:r>
+        <w:drawing>
+          <wp:inline distT="0" distB="0" distL="0" distR="0" wp14:anchorId="434AC1A9" wp14:editId="20F15B7C">
+            <wp:extent cx="5693134" cy="3633630"/>
+            <wp:effectExtent l="0" t="0" r="3175" b="5080"/>
+            <wp:docPr id="515687605" name="Picture 1" descr="A test results with a test condition&#10;&#10;AI-generated content may be incorrect."/>
+            <wp:cNvGraphicFramePr>
+              <a:graphicFrameLocks xmlns:a="http://schemas.openxmlformats.org/drawingml/2006/main" noChangeAspect="1"/>
+            </wp:cNvGraphicFramePr>
+            <a:graphic xmlns:a="http://schemas.openxmlformats.org/drawingml/2006/main">
+              <a:graphicData uri="http://schemas.openxmlformats.org/drawingml/2006/picture">
+                <pic:pic xmlns:pic="http://schemas.openxmlformats.org/drawingml/2006/picture">
+                  <pic:nvPicPr>
+                    <pic:cNvPr id="515687605" name="Picture 1" descr="A test results with a test condition&#10;&#10;AI-generated content may be incorrect."/>
+                    <pic:cNvPicPr/>
+                  </pic:nvPicPr>
+                  <pic:blipFill>
+                    <a:blip r:embed="rId48"/>
+                    <a:stretch>
+                      <a:fillRect/>
+                    </a:stretch>
+                  </pic:blipFill>
+                  <pic:spPr>
+                    <a:xfrm>
+                      <a:off x="0" y="0"/>
+                      <a:ext cx="5695508" cy="3635145"/>
+                    </a:xfrm>
+                    <a:prstGeom prst="rect">
+                      <a:avLst/>
+                    </a:prstGeom>
+                  </pic:spPr>
+                </pic:pic>
+              </a:graphicData>
+            </a:graphic>
+          </wp:inline>
+        </w:drawing>
+      </w:r>
+    </w:p>
+    <w:p>
+      <w:pPr>
+        <w:tabs>
+          <w:tab w:val="left" w:pos="2104"/>
+        </w:tabs>
+      </w:pPr>
+      <w:r>
+        <w:lastRenderedPageBreak/>
+        <w:drawing>
+          <wp:inline distT="0" distB="0" distL="0" distR="0" wp14:anchorId="298E0216" wp14:editId="418AAACD">
+            <wp:extent cx="5495206" cy="1463040"/>
+            <wp:effectExtent l="0" t="0" r="0" b="3810"/>
+            <wp:docPr id="1131769479" name="Picture 1" descr="A screenshot of a test&#10;&#10;AI-generated content may be incorrect."/>
+            <wp:cNvGraphicFramePr>
+              <a:graphicFrameLocks xmlns:a="http://schemas.openxmlformats.org/drawingml/2006/main" noChangeAspect="1"/>
+            </wp:cNvGraphicFramePr>
+            <a:graphic xmlns:a="http://schemas.openxmlformats.org/drawingml/2006/main">
+              <a:graphicData uri="http://schemas.openxmlformats.org/drawingml/2006/picture">
+                <pic:pic xmlns:pic="http://schemas.openxmlformats.org/drawingml/2006/picture">
+                  <pic:nvPicPr>
+                    <pic:cNvPr id="1131769479" name="Picture 1" descr="A screenshot of a test&#10;&#10;AI-generated content may be incorrect."/>
+                    <pic:cNvPicPr/>
+                  </pic:nvPicPr>
+                  <pic:blipFill>
+                    <a:blip r:embed="rId49"/>
+                    <a:stretch>
+                      <a:fillRect/>
+                    </a:stretch>
+                  </pic:blipFill>
+                  <pic:spPr>
+                    <a:xfrm>
+                      <a:off x="0" y="0"/>
+                      <a:ext cx="5500605" cy="1464477"/>
+                    </a:xfrm>
+                    <a:prstGeom prst="rect">
+                      <a:avLst/>
+                    </a:prstGeom>
+                  </pic:spPr>
+                </pic:pic>
+              </a:graphicData>
+            </a:graphic>
+          </wp:inline>
+        </w:drawing>
+      </w:r>
+    </w:p>
+    <w:p>
+      <w:pPr>
+        <w:pStyle w:val="Heading1"/>
+        <w:numPr>
+          <w:ilvl w:val="0"/>
+          <w:numId w:val="1"/>
+        </w:numPr>
+        <w:rPr>
+          <w:sz w:val="36"/>
+          <w:szCs w:val="36"/>
+        </w:rPr>
+      </w:pPr>
+      <w:r>
+        <w:rPr>
+          <w:sz w:val="36"/>
+          <w:szCs w:val="36"/>
+        </w:rPr>
+        <w:t>TL081</w:t>
+      </w:r>
+      <w:r>
+        <w:rPr>
+          <w:sz w:val="36"/>
+          <w:szCs w:val="36"/>
+        </w:rPr>
+        <w:t xml:space="preserve"> </w:t>
+      </w:r>
+      <w:r>
+        <w:rPr>
+          <w:rFonts w:ascii="Segoe UI Symbol" w:hAnsi="Segoe UI Symbol" w:cs="Segoe UI Symbol"/>
+          <w:sz w:val="36"/>
+          <w:szCs w:val="36"/>
+        </w:rPr>
+        <w:t>⁠</w:t>
+      </w:r>
+      <w:hyperlink r:id="rId50" w:tooltip="https://www.ti.com/product/TL081" w:history="1">
+        <w:r>
+          <w:rPr>
+            <w:rStyle w:val="Hyperlink"/>
+            <w:sz w:val="36"/>
+            <w:szCs w:val="36"/>
+          </w:rPr>
+          <w:t>TL081 datasheet</w:t>
+        </w:r>
+      </w:hyperlink>
+      <w:r>
+        <w:t xml:space="preserve"> (Stara </w:t>
+      </w:r>
+      <w:proofErr w:type="spellStart"/>
+      <w:r>
+        <w:t>komponenta</w:t>
+      </w:r>
+      <w:proofErr w:type="spellEnd"/>
+      <w:r>
+        <w:t>)</w:t>
+      </w:r>
+    </w:p>
+    <w:p>
+      <w:pPr>
+        <w:tabs>
+          <w:tab w:val="left" w:pos="2104"/>
+        </w:tabs>
+      </w:pPr>
+      <w:r>
+        <w:drawing>
+          <wp:inline distT="0" distB="0" distL="0" distR="0" wp14:anchorId="43E766B2" wp14:editId="12C78A6B">
+            <wp:extent cx="5604523" cy="2305878"/>
+            <wp:effectExtent l="0" t="0" r="0" b="0"/>
+            <wp:docPr id="1171571347" name="Picture 1" descr="A close-up of a form&#10;&#10;AI-generated content may be incorrect."/>
+            <wp:cNvGraphicFramePr>
+              <a:graphicFrameLocks xmlns:a="http://schemas.openxmlformats.org/drawingml/2006/main" noChangeAspect="1"/>
+            </wp:cNvGraphicFramePr>
+            <a:graphic xmlns:a="http://schemas.openxmlformats.org/drawingml/2006/main">
+              <a:graphicData uri="http://schemas.openxmlformats.org/drawingml/2006/picture">
+                <pic:pic xmlns:pic="http://schemas.openxmlformats.org/drawingml/2006/picture">
+                  <pic:nvPicPr>
+                    <pic:cNvPr id="1171571347" name="Picture 1" descr="A close-up of a form&#10;&#10;AI-generated content may be incorrect."/>
+                    <pic:cNvPicPr/>
+                  </pic:nvPicPr>
+                  <pic:blipFill>
+                    <a:blip r:embed="rId51"/>
+                    <a:stretch>
+                      <a:fillRect/>
+                    </a:stretch>
+                  </pic:blipFill>
+                  <pic:spPr>
+                    <a:xfrm>
+                      <a:off x="0" y="0"/>
+                      <a:ext cx="5617741" cy="2311316"/>
+                    </a:xfrm>
+                    <a:prstGeom prst="rect">
+                      <a:avLst/>
+                    </a:prstGeom>
+                  </pic:spPr>
+                </pic:pic>
+              </a:graphicData>
+            </a:graphic>
+          </wp:inline>
+        </w:drawing>
+      </w:r>
+    </w:p>
+    <w:p>
+      <w:pPr>
+        <w:tabs>
+          <w:tab w:val="left" w:pos="2104"/>
+        </w:tabs>
+      </w:pPr>
+      <w:r>
+        <w:drawing>
+          <wp:inline distT="0" distB="0" distL="0" distR="0" wp14:anchorId="7306F0AE" wp14:editId="7B809E7B">
+            <wp:extent cx="5810667" cy="3586038"/>
+            <wp:effectExtent l="0" t="0" r="0" b="0"/>
+            <wp:docPr id="1029600632" name="Picture 1" descr="A sheet of electrical components&#10;&#10;AI-generated content may be incorrect."/>
+            <wp:cNvGraphicFramePr>
+              <a:graphicFrameLocks xmlns:a="http://schemas.openxmlformats.org/drawingml/2006/main" noChangeAspect="1"/>
+            </wp:cNvGraphicFramePr>
+            <a:graphic xmlns:a="http://schemas.openxmlformats.org/drawingml/2006/main">
+              <a:graphicData uri="http://schemas.openxmlformats.org/drawingml/2006/picture">
+                <pic:pic xmlns:pic="http://schemas.openxmlformats.org/drawingml/2006/picture">
+                  <pic:nvPicPr>
+                    <pic:cNvPr id="1029600632" name="Picture 1" descr="A sheet of electrical components&#10;&#10;AI-generated content may be incorrect."/>
+                    <pic:cNvPicPr/>
+                  </pic:nvPicPr>
+                  <pic:blipFill>
+                    <a:blip r:embed="rId52"/>
+                    <a:stretch>
+                      <a:fillRect/>
+                    </a:stretch>
+                  </pic:blipFill>
+                  <pic:spPr>
+                    <a:xfrm>
+                      <a:off x="0" y="0"/>
+                      <a:ext cx="5835087" cy="3601109"/>
+                    </a:xfrm>
+                    <a:prstGeom prst="rect">
+                      <a:avLst/>
+                    </a:prstGeom>
+                  </pic:spPr>
+                </pic:pic>
+              </a:graphicData>
+            </a:graphic>
+          </wp:inline>
+        </w:drawing>
+      </w:r>
+    </w:p>
+    <w:p>
+      <w:pPr>
+        <w:tabs>
+          <w:tab w:val="left" w:pos="2104"/>
+        </w:tabs>
+      </w:pPr>
+      <w:r>
+        <w:lastRenderedPageBreak/>
+        <w:drawing>
+          <wp:inline distT="0" distB="0" distL="0" distR="0" wp14:anchorId="41AFDEB2" wp14:editId="42A1CE39">
+            <wp:extent cx="5943600" cy="3663950"/>
+            <wp:effectExtent l="0" t="0" r="0" b="0"/>
+            <wp:docPr id="582177092" name="Picture 1" descr="A white sheet with black text and numbers&#10;&#10;AI-generated content may be incorrect."/>
+            <wp:cNvGraphicFramePr>
+              <a:graphicFrameLocks xmlns:a="http://schemas.openxmlformats.org/drawingml/2006/main" noChangeAspect="1"/>
+            </wp:cNvGraphicFramePr>
+            <a:graphic xmlns:a="http://schemas.openxmlformats.org/drawingml/2006/main">
+              <a:graphicData uri="http://schemas.openxmlformats.org/drawingml/2006/picture">
+                <pic:pic xmlns:pic="http://schemas.openxmlformats.org/drawingml/2006/picture">
+                  <pic:nvPicPr>
+                    <pic:cNvPr id="582177092" name="Picture 1" descr="A white sheet with black text and numbers&#10;&#10;AI-generated content may be incorrect."/>
+                    <pic:cNvPicPr/>
+                  </pic:nvPicPr>
+                  <pic:blipFill>
+                    <a:blip r:embed="rId53"/>
+                    <a:stretch>
+                      <a:fillRect/>
+                    </a:stretch>
+                  </pic:blipFill>
+                  <pic:spPr>
+                    <a:xfrm>
+                      <a:off x="0" y="0"/>
+                      <a:ext cx="5943600" cy="3663950"/>
+                    </a:xfrm>
+                    <a:prstGeom prst="rect">
+                      <a:avLst/>
+                    </a:prstGeom>
+                  </pic:spPr>
+                </pic:pic>
+              </a:graphicData>
+            </a:graphic>
+          </wp:inline>
+        </w:drawing>
+      </w:r>
+    </w:p>
+    <w:p>
+      <w:pPr>
+        <w:tabs>
+          <w:tab w:val="left" w:pos="2104"/>
+        </w:tabs>
+      </w:pPr>
+      <w:r>
+        <w:drawing>
+          <wp:inline distT="0" distB="0" distL="0" distR="0" wp14:anchorId="1FF2CBD5" wp14:editId="7D12C0EE">
+            <wp:extent cx="2230506" cy="1217884"/>
+            <wp:effectExtent l="0" t="0" r="0" b="1905"/>
+            <wp:docPr id="1623597354" name="Picture 1" descr="A white background with black text&#10;&#10;AI-generated content may be incorrect."/>
+            <wp:cNvGraphicFramePr>
+              <a:graphicFrameLocks xmlns:a="http://schemas.openxmlformats.org/drawingml/2006/main" noChangeAspect="1"/>
+            </wp:cNvGraphicFramePr>
+            <a:graphic xmlns:a="http://schemas.openxmlformats.org/drawingml/2006/main">
+              <a:graphicData uri="http://schemas.openxmlformats.org/drawingml/2006/picture">
+                <pic:pic xmlns:pic="http://schemas.openxmlformats.org/drawingml/2006/picture">
+                  <pic:nvPicPr>
+                    <pic:cNvPr id="1623597354" name="Picture 1" descr="A white background with black text&#10;&#10;AI-generated content may be incorrect."/>
+                    <pic:cNvPicPr/>
+                  </pic:nvPicPr>
+                  <pic:blipFill>
+                    <a:blip r:embed="rId54"/>
+                    <a:stretch>
+                      <a:fillRect/>
+                    </a:stretch>
+                  </pic:blipFill>
+                  <pic:spPr>
+                    <a:xfrm>
+                      <a:off x="0" y="0"/>
+                      <a:ext cx="2237159" cy="1221517"/>
+                    </a:xfrm>
+                    <a:prstGeom prst="rect">
+                      <a:avLst/>
+                    </a:prstGeom>
+                  </pic:spPr>
+                </pic:pic>
+              </a:graphicData>
+            </a:graphic>
+          </wp:inline>
+        </w:drawing>
+      </w:r>
+    </w:p>
+    <w:p>
+      <w:pPr>
+        <w:pStyle w:val="Heading1"/>
+        <w:numPr>
+          <w:ilvl w:val="0"/>
+          <w:numId w:val="4"/>
+        </w:numPr>
+        <w:rPr>
+          <w:sz w:val="36"/>
+          <w:szCs w:val="36"/>
+        </w:rPr>
+      </w:pPr>
+      <w:r>
+        <w:rPr>
+          <w:sz w:val="36"/>
+          <w:szCs w:val="36"/>
+        </w:rPr>
+        <w:lastRenderedPageBreak/>
+        <w:t>AD8066</w:t>
+      </w:r>
+      <w:r>
+        <w:rPr>
+          <w:sz w:val="36"/>
+          <w:szCs w:val="36"/>
+        </w:rPr>
+        <w:t xml:space="preserve"> </w:t>
+      </w:r>
+      <w:r>
+        <w:rPr>
+          <w:rFonts w:ascii="Segoe UI Symbol" w:hAnsi="Segoe UI Symbol" w:cs="Segoe UI Symbol"/>
+          <w:sz w:val="36"/>
+          <w:szCs w:val="36"/>
+        </w:rPr>
+        <w:t>⁠</w:t>
+      </w:r>
+      <w:hyperlink r:id="rId55" w:tooltip="https://www.alldatasheet.com/datasheet-pdf/pdf/83610/AD/AD8066.html" w:history="1">
+        <w:r>
+          <w:rPr>
+            <w:rStyle w:val="Hyperlink"/>
+            <w:sz w:val="36"/>
+            <w:szCs w:val="36"/>
+          </w:rPr>
+          <w:t>AD8066 Datashe</w:t>
         </w:r>
         <w:r>
           <w:rPr>
@@ -2052,7 +2871,7 @@
             <w:sz w:val="36"/>
             <w:szCs w:val="36"/>
           </w:rPr>
-          <w:t>5</w:t>
+          <w:t>e</w:t>
         </w:r>
         <w:r>
           <w:rPr>
@@ -2060,7 +2879,471 @@
             <w:sz w:val="36"/>
             <w:szCs w:val="36"/>
           </w:rPr>
-          <w:t>58 d</w:t>
+          <w:t>t</w:t>
+        </w:r>
+      </w:hyperlink>
+      <w:r>
+        <w:t xml:space="preserve"> (Nova </w:t>
+      </w:r>
+      <w:proofErr w:type="spellStart"/>
+      <w:r>
+        <w:t>komponenta</w:t>
+      </w:r>
+      <w:proofErr w:type="spellEnd"/>
+      <w:r>
+        <w:t>)</w:t>
+      </w:r>
+    </w:p>
+    <w:p>
+      <w:pPr>
+        <w:tabs>
+          <w:tab w:val="left" w:pos="2104"/>
+        </w:tabs>
+      </w:pPr>
+      <w:r>
+        <w:drawing>
+          <wp:inline distT="0" distB="0" distL="0" distR="0" wp14:anchorId="67B901D7" wp14:editId="28DB6F19">
+            <wp:extent cx="3117657" cy="3117657"/>
+            <wp:effectExtent l="0" t="0" r="6985" b="6985"/>
+            <wp:docPr id="439619461" name="Picture 1" descr="A list of electrical components&#10;&#10;AI-generated content may be incorrect."/>
+            <wp:cNvGraphicFramePr>
+              <a:graphicFrameLocks xmlns:a="http://schemas.openxmlformats.org/drawingml/2006/main" noChangeAspect="1"/>
+            </wp:cNvGraphicFramePr>
+            <a:graphic xmlns:a="http://schemas.openxmlformats.org/drawingml/2006/main">
+              <a:graphicData uri="http://schemas.openxmlformats.org/drawingml/2006/picture">
+                <pic:pic xmlns:pic="http://schemas.openxmlformats.org/drawingml/2006/picture">
+                  <pic:nvPicPr>
+                    <pic:cNvPr id="439619461" name="Picture 1" descr="A list of electrical components&#10;&#10;AI-generated content may be incorrect."/>
+                    <pic:cNvPicPr/>
+                  </pic:nvPicPr>
+                  <pic:blipFill>
+                    <a:blip r:embed="rId56"/>
+                    <a:stretch>
+                      <a:fillRect/>
+                    </a:stretch>
+                  </pic:blipFill>
+                  <pic:spPr>
+                    <a:xfrm>
+                      <a:off x="0" y="0"/>
+                      <a:ext cx="3124022" cy="3124022"/>
+                    </a:xfrm>
+                    <a:prstGeom prst="rect">
+                      <a:avLst/>
+                    </a:prstGeom>
+                  </pic:spPr>
+                </pic:pic>
+              </a:graphicData>
+            </a:graphic>
+          </wp:inline>
+        </w:drawing>
+      </w:r>
+    </w:p>
+    <w:p>
+      <w:pPr>
+        <w:tabs>
+          <w:tab w:val="left" w:pos="2104"/>
+        </w:tabs>
+      </w:pPr>
+      <w:r>
+        <w:drawing>
+          <wp:inline distT="0" distB="0" distL="0" distR="0" wp14:anchorId="5EB64230" wp14:editId="15F1D9AA">
+            <wp:extent cx="4563112" cy="2000529"/>
+            <wp:effectExtent l="0" t="0" r="8890" b="0"/>
+            <wp:docPr id="2142918860" name="Picture 1" descr="A white paper with black text&#10;&#10;AI-generated content may be incorrect."/>
+            <wp:cNvGraphicFramePr>
+              <a:graphicFrameLocks xmlns:a="http://schemas.openxmlformats.org/drawingml/2006/main" noChangeAspect="1"/>
+            </wp:cNvGraphicFramePr>
+            <a:graphic xmlns:a="http://schemas.openxmlformats.org/drawingml/2006/main">
+              <a:graphicData uri="http://schemas.openxmlformats.org/drawingml/2006/picture">
+                <pic:pic xmlns:pic="http://schemas.openxmlformats.org/drawingml/2006/picture">
+                  <pic:nvPicPr>
+                    <pic:cNvPr id="2142918860" name="Picture 1" descr="A white paper with black text&#10;&#10;AI-generated content may be incorrect."/>
+                    <pic:cNvPicPr/>
+                  </pic:nvPicPr>
+                  <pic:blipFill>
+                    <a:blip r:embed="rId57"/>
+                    <a:stretch>
+                      <a:fillRect/>
+                    </a:stretch>
+                  </pic:blipFill>
+                  <pic:spPr>
+                    <a:xfrm>
+                      <a:off x="0" y="0"/>
+                      <a:ext cx="4563112" cy="2000529"/>
+                    </a:xfrm>
+                    <a:prstGeom prst="rect">
+                      <a:avLst/>
+                    </a:prstGeom>
+                  </pic:spPr>
+                </pic:pic>
+              </a:graphicData>
+            </a:graphic>
+          </wp:inline>
+        </w:drawing>
+      </w:r>
+    </w:p>
+    <w:p>
+      <w:pPr>
+        <w:tabs>
+          <w:tab w:val="left" w:pos="2104"/>
+        </w:tabs>
+      </w:pPr>
+      <w:r>
+        <w:lastRenderedPageBreak/>
+        <w:drawing>
+          <wp:inline distT="0" distB="0" distL="0" distR="0" wp14:anchorId="5B45B9BB" wp14:editId="1EDDAF87">
+            <wp:extent cx="5943600" cy="6433820"/>
+            <wp:effectExtent l="0" t="0" r="0" b="5080"/>
+            <wp:docPr id="481008055" name="Picture 1" descr="A table of electrical components&#10;&#10;AI-generated content may be incorrect."/>
+            <wp:cNvGraphicFramePr>
+              <a:graphicFrameLocks xmlns:a="http://schemas.openxmlformats.org/drawingml/2006/main" noChangeAspect="1"/>
+            </wp:cNvGraphicFramePr>
+            <a:graphic xmlns:a="http://schemas.openxmlformats.org/drawingml/2006/main">
+              <a:graphicData uri="http://schemas.openxmlformats.org/drawingml/2006/picture">
+                <pic:pic xmlns:pic="http://schemas.openxmlformats.org/drawingml/2006/picture">
+                  <pic:nvPicPr>
+                    <pic:cNvPr id="481008055" name="Picture 1" descr="A table of electrical components&#10;&#10;AI-generated content may be incorrect."/>
+                    <pic:cNvPicPr/>
+                  </pic:nvPicPr>
+                  <pic:blipFill>
+                    <a:blip r:embed="rId58"/>
+                    <a:stretch>
+                      <a:fillRect/>
+                    </a:stretch>
+                  </pic:blipFill>
+                  <pic:spPr>
+                    <a:xfrm>
+                      <a:off x="0" y="0"/>
+                      <a:ext cx="5943600" cy="6433820"/>
+                    </a:xfrm>
+                    <a:prstGeom prst="rect">
+                      <a:avLst/>
+                    </a:prstGeom>
+                  </pic:spPr>
+                </pic:pic>
+              </a:graphicData>
+            </a:graphic>
+          </wp:inline>
+        </w:drawing>
+      </w:r>
+    </w:p>
+    <w:p>
+      <w:pPr>
+        <w:tabs>
+          <w:tab w:val="left" w:pos="2104"/>
+        </w:tabs>
+      </w:pPr>
+      <w:r>
+        <w:lastRenderedPageBreak/>
+        <w:drawing>
+          <wp:inline distT="0" distB="0" distL="0" distR="0" wp14:anchorId="00AF961A" wp14:editId="4A3EC96D">
+            <wp:extent cx="5943600" cy="6455410"/>
+            <wp:effectExtent l="0" t="0" r="0" b="2540"/>
+            <wp:docPr id="1009820238" name="Picture 1" descr="A table of electrical components&#10;&#10;AI-generated content may be incorrect."/>
+            <wp:cNvGraphicFramePr>
+              <a:graphicFrameLocks xmlns:a="http://schemas.openxmlformats.org/drawingml/2006/main" noChangeAspect="1"/>
+            </wp:cNvGraphicFramePr>
+            <a:graphic xmlns:a="http://schemas.openxmlformats.org/drawingml/2006/main">
+              <a:graphicData uri="http://schemas.openxmlformats.org/drawingml/2006/picture">
+                <pic:pic xmlns:pic="http://schemas.openxmlformats.org/drawingml/2006/picture">
+                  <pic:nvPicPr>
+                    <pic:cNvPr id="1009820238" name="Picture 1" descr="A table of electrical components&#10;&#10;AI-generated content may be incorrect."/>
+                    <pic:cNvPicPr/>
+                  </pic:nvPicPr>
+                  <pic:blipFill>
+                    <a:blip r:embed="rId59"/>
+                    <a:stretch>
+                      <a:fillRect/>
+                    </a:stretch>
+                  </pic:blipFill>
+                  <pic:spPr>
+                    <a:xfrm>
+                      <a:off x="0" y="0"/>
+                      <a:ext cx="5943600" cy="6455410"/>
+                    </a:xfrm>
+                    <a:prstGeom prst="rect">
+                      <a:avLst/>
+                    </a:prstGeom>
+                  </pic:spPr>
+                </pic:pic>
+              </a:graphicData>
+            </a:graphic>
+          </wp:inline>
+        </w:drawing>
+      </w:r>
+    </w:p>
+    <w:p>
+      <w:pPr>
+        <w:tabs>
+          <w:tab w:val="left" w:pos="2104"/>
+        </w:tabs>
+      </w:pPr>
+      <w:r>
+        <w:lastRenderedPageBreak/>
+        <w:drawing>
+          <wp:inline distT="0" distB="0" distL="0" distR="0" wp14:anchorId="314695E1" wp14:editId="402E46B8">
+            <wp:extent cx="5943600" cy="6640830"/>
+            <wp:effectExtent l="0" t="0" r="0" b="7620"/>
+            <wp:docPr id="1537114284" name="Picture 1" descr="A table with text and numbers&#10;&#10;AI-generated content may be incorrect."/>
+            <wp:cNvGraphicFramePr>
+              <a:graphicFrameLocks xmlns:a="http://schemas.openxmlformats.org/drawingml/2006/main" noChangeAspect="1"/>
+            </wp:cNvGraphicFramePr>
+            <a:graphic xmlns:a="http://schemas.openxmlformats.org/drawingml/2006/main">
+              <a:graphicData uri="http://schemas.openxmlformats.org/drawingml/2006/picture">
+                <pic:pic xmlns:pic="http://schemas.openxmlformats.org/drawingml/2006/picture">
+                  <pic:nvPicPr>
+                    <pic:cNvPr id="1537114284" name="Picture 1" descr="A table with text and numbers&#10;&#10;AI-generated content may be incorrect."/>
+                    <pic:cNvPicPr/>
+                  </pic:nvPicPr>
+                  <pic:blipFill>
+                    <a:blip r:embed="rId60"/>
+                    <a:stretch>
+                      <a:fillRect/>
+                    </a:stretch>
+                  </pic:blipFill>
+                  <pic:spPr>
+                    <a:xfrm>
+                      <a:off x="0" y="0"/>
+                      <a:ext cx="5943600" cy="6640830"/>
+                    </a:xfrm>
+                    <a:prstGeom prst="rect">
+                      <a:avLst/>
+                    </a:prstGeom>
+                  </pic:spPr>
+                </pic:pic>
+              </a:graphicData>
+            </a:graphic>
+          </wp:inline>
+        </w:drawing>
+      </w:r>
+    </w:p>
+    <w:p>
+      <w:pPr>
+        <w:pStyle w:val="Heading1"/>
+        <w:numPr>
+          <w:ilvl w:val="0"/>
+          <w:numId w:val="4"/>
+        </w:numPr>
+      </w:pPr>
+      <w:r>
+        <w:rPr>
+          <w:sz w:val="36"/>
+          <w:szCs w:val="36"/>
+        </w:rPr>
+        <w:lastRenderedPageBreak/>
+        <w:t>LM393</w:t>
+      </w:r>
+      <w:r>
+        <w:rPr>
+          <w:sz w:val="36"/>
+          <w:szCs w:val="36"/>
+        </w:rPr>
+        <w:t xml:space="preserve"> </w:t>
+      </w:r>
+      <w:r>
+        <w:rPr>
+          <w:rFonts w:ascii="Segoe UI Symbol" w:hAnsi="Segoe UI Symbol" w:cs="Segoe UI Symbol"/>
+          <w:sz w:val="36"/>
+          <w:szCs w:val="36"/>
+        </w:rPr>
+        <w:t>⁠</w:t>
+      </w:r>
+      <w:hyperlink r:id="rId61" w:tooltip="https://www.alldatasheet.com/datasheet-pdf/pdf/172044/ONSEMI/LM393.html" w:history="1">
+        <w:r>
+          <w:rPr>
+            <w:rStyle w:val="Hyperlink"/>
+            <w:sz w:val="36"/>
+            <w:szCs w:val="36"/>
+          </w:rPr>
+          <w:t>LM393 Datasheet</w:t>
+        </w:r>
+      </w:hyperlink>
+      <w:r>
+        <w:t xml:space="preserve"> </w:t>
+      </w:r>
+      <w:r>
+        <w:t xml:space="preserve">(Stara </w:t>
+      </w:r>
+      <w:proofErr w:type="spellStart"/>
+      <w:r>
+        <w:t>komponenta</w:t>
+      </w:r>
+      <w:proofErr w:type="spellEnd"/>
+      <w:r>
+        <w:t>)</w:t>
+      </w:r>
+    </w:p>
+    <w:p>
+      <w:r>
+        <w:drawing>
+          <wp:inline distT="0" distB="0" distL="0" distR="0" wp14:anchorId="56B5361F" wp14:editId="02BD5D31">
+            <wp:extent cx="3729135" cy="2820838"/>
+            <wp:effectExtent l="0" t="0" r="5080" b="0"/>
+            <wp:docPr id="738385045" name="Picture 1" descr="A white text on a black background&#10;&#10;AI-generated content may be incorrect."/>
+            <wp:cNvGraphicFramePr>
+              <a:graphicFrameLocks xmlns:a="http://schemas.openxmlformats.org/drawingml/2006/main" noChangeAspect="1"/>
+            </wp:cNvGraphicFramePr>
+            <a:graphic xmlns:a="http://schemas.openxmlformats.org/drawingml/2006/main">
+              <a:graphicData uri="http://schemas.openxmlformats.org/drawingml/2006/picture">
+                <pic:pic xmlns:pic="http://schemas.openxmlformats.org/drawingml/2006/picture">
+                  <pic:nvPicPr>
+                    <pic:cNvPr id="738385045" name="Picture 1" descr="A white text on a black background&#10;&#10;AI-generated content may be incorrect."/>
+                    <pic:cNvPicPr/>
+                  </pic:nvPicPr>
+                  <pic:blipFill>
+                    <a:blip r:embed="rId62"/>
+                    <a:stretch>
+                      <a:fillRect/>
+                    </a:stretch>
+                  </pic:blipFill>
+                  <pic:spPr>
+                    <a:xfrm>
+                      <a:off x="0" y="0"/>
+                      <a:ext cx="3736283" cy="2826245"/>
+                    </a:xfrm>
+                    <a:prstGeom prst="rect">
+                      <a:avLst/>
+                    </a:prstGeom>
+                  </pic:spPr>
+                </pic:pic>
+              </a:graphicData>
+            </a:graphic>
+          </wp:inline>
+        </w:drawing>
+      </w:r>
+    </w:p>
+    <w:p>
+      <w:pPr>
+        <w:tabs>
+          <w:tab w:val="left" w:pos="2104"/>
+        </w:tabs>
+      </w:pPr>
+      <w:r>
+        <w:drawing>
+          <wp:inline distT="0" distB="0" distL="0" distR="0" wp14:anchorId="11508FF2" wp14:editId="2B7F9320">
+            <wp:extent cx="5975151" cy="4692770"/>
+            <wp:effectExtent l="0" t="0" r="6985" b="0"/>
+            <wp:docPr id="1312078488" name="Picture 1" descr="A list of electrical components&#10;&#10;AI-generated content may be incorrect."/>
+            <wp:cNvGraphicFramePr>
+              <a:graphicFrameLocks xmlns:a="http://schemas.openxmlformats.org/drawingml/2006/main" noChangeAspect="1"/>
+            </wp:cNvGraphicFramePr>
+            <a:graphic xmlns:a="http://schemas.openxmlformats.org/drawingml/2006/main">
+              <a:graphicData uri="http://schemas.openxmlformats.org/drawingml/2006/picture">
+                <pic:pic xmlns:pic="http://schemas.openxmlformats.org/drawingml/2006/picture">
+                  <pic:nvPicPr>
+                    <pic:cNvPr id="1312078488" name="Picture 1" descr="A list of electrical components&#10;&#10;AI-generated content may be incorrect."/>
+                    <pic:cNvPicPr/>
+                  </pic:nvPicPr>
+                  <pic:blipFill>
+                    <a:blip r:embed="rId63"/>
+                    <a:stretch>
+                      <a:fillRect/>
+                    </a:stretch>
+                  </pic:blipFill>
+                  <pic:spPr>
+                    <a:xfrm>
+                      <a:off x="0" y="0"/>
+                      <a:ext cx="5980683" cy="4697115"/>
+                    </a:xfrm>
+                    <a:prstGeom prst="rect">
+                      <a:avLst/>
+                    </a:prstGeom>
+                  </pic:spPr>
+                </pic:pic>
+              </a:graphicData>
+            </a:graphic>
+          </wp:inline>
+        </w:drawing>
+      </w:r>
+    </w:p>
+    <w:p>
+      <w:pPr>
+        <w:tabs>
+          <w:tab w:val="left" w:pos="2104"/>
+        </w:tabs>
+      </w:pPr>
+      <w:r>
+        <w:lastRenderedPageBreak/>
+        <w:drawing>
+          <wp:inline distT="0" distB="0" distL="0" distR="0" wp14:anchorId="2BE5E10C" wp14:editId="30749C5B">
+            <wp:extent cx="5867021" cy="7160456"/>
+            <wp:effectExtent l="0" t="0" r="635" b="2540"/>
+            <wp:docPr id="183614497" name="Picture 1" descr="A table of electrical components&#10;&#10;AI-generated content may be incorrect."/>
+            <wp:cNvGraphicFramePr>
+              <a:graphicFrameLocks xmlns:a="http://schemas.openxmlformats.org/drawingml/2006/main" noChangeAspect="1"/>
+            </wp:cNvGraphicFramePr>
+            <a:graphic xmlns:a="http://schemas.openxmlformats.org/drawingml/2006/main">
+              <a:graphicData uri="http://schemas.openxmlformats.org/drawingml/2006/picture">
+                <pic:pic xmlns:pic="http://schemas.openxmlformats.org/drawingml/2006/picture">
+                  <pic:nvPicPr>
+                    <pic:cNvPr id="183614497" name="Picture 1" descr="A table of electrical components&#10;&#10;AI-generated content may be incorrect."/>
+                    <pic:cNvPicPr/>
+                  </pic:nvPicPr>
+                  <pic:blipFill>
+                    <a:blip r:embed="rId64"/>
+                    <a:stretch>
+                      <a:fillRect/>
+                    </a:stretch>
+                  </pic:blipFill>
+                  <pic:spPr>
+                    <a:xfrm>
+                      <a:off x="0" y="0"/>
+                      <a:ext cx="5872494" cy="7167136"/>
+                    </a:xfrm>
+                    <a:prstGeom prst="rect">
+                      <a:avLst/>
+                    </a:prstGeom>
+                  </pic:spPr>
+                </pic:pic>
+              </a:graphicData>
+            </a:graphic>
+          </wp:inline>
+        </w:drawing>
+      </w:r>
+    </w:p>
+    <w:p>
+      <w:pPr>
+        <w:pStyle w:val="Heading1"/>
+        <w:numPr>
+          <w:ilvl w:val="0"/>
+          <w:numId w:val="1"/>
+        </w:numPr>
+        <w:rPr>
+          <w:sz w:val="36"/>
+          <w:szCs w:val="36"/>
+        </w:rPr>
+      </w:pPr>
+      <w:r>
+        <w:rPr>
+          <w:sz w:val="36"/>
+          <w:szCs w:val="36"/>
+        </w:rPr>
+        <w:lastRenderedPageBreak/>
+        <w:t>LM393BIPWR</w:t>
+      </w:r>
+      <w:r>
+        <w:rPr>
+          <w:sz w:val="36"/>
+          <w:szCs w:val="36"/>
+        </w:rPr>
+        <w:t xml:space="preserve"> </w:t>
+      </w:r>
+      <w:r>
+        <w:rPr>
+          <w:rFonts w:ascii="Segoe UI Symbol" w:hAnsi="Segoe UI Symbol" w:cs="Segoe UI Symbol"/>
+          <w:sz w:val="36"/>
+          <w:szCs w:val="36"/>
+        </w:rPr>
+        <w:t>⁠</w:t>
+      </w:r>
+      <w:hyperlink r:id="rId65" w:tooltip="https://www.ti.com/lit/ds/symlink/lm2903b.pdf?ts=1776713310688" w:history="1">
+        <w:r>
+          <w:rPr>
+            <w:rStyle w:val="Hyperlink"/>
+            <w:sz w:val="36"/>
+            <w:szCs w:val="36"/>
+          </w:rPr>
+          <w:t>LM393B, LM2903B, LM1</w:t>
         </w:r>
         <w:r>
           <w:rPr>
@@ -2068,7 +3351,7 @@
             <w:sz w:val="36"/>
             <w:szCs w:val="36"/>
           </w:rPr>
-          <w:t>a</w:t>
+          <w:t>9</w:t>
         </w:r>
         <w:r>
           <w:rPr>
@@ -2076,11 +3359,22 @@
             <w:sz w:val="36"/>
             <w:szCs w:val="36"/>
           </w:rPr>
-          <w:t>tasheet</w:t>
+          <w:t>3, LM293, LM393 and LM2903 Dual Comparators datasheet</w:t>
         </w:r>
       </w:hyperlink>
       <w:r>
-        <w:t xml:space="preserve"> (Stari)</w:t>
+        <w:t xml:space="preserve"> </w:t>
+      </w:r>
+      <w:r>
+        <w:t xml:space="preserve">(Nova </w:t>
+      </w:r>
+      <w:proofErr w:type="spellStart"/>
+      <w:r>
+        <w:t>komponenta</w:t>
+      </w:r>
+      <w:proofErr w:type="spellEnd"/>
+      <w:r>
+        <w:t>)</w:t>
       </w:r>
     </w:p>
     <w:p>
@@ -2089,11 +3383,136 @@
           <w:tab w:val="left" w:pos="2104"/>
         </w:tabs>
       </w:pPr>
+      <w:r>
+        <w:drawing>
+          <wp:inline distT="0" distB="0" distL="0" distR="0" wp14:anchorId="543CF850" wp14:editId="73C2DA26">
+            <wp:extent cx="2943199" cy="2165231"/>
+            <wp:effectExtent l="0" t="0" r="0" b="6985"/>
+            <wp:docPr id="1902311250" name="Picture 1" descr="A screenshot of a computer&#10;&#10;AI-generated content may be incorrect."/>
+            <wp:cNvGraphicFramePr>
+              <a:graphicFrameLocks xmlns:a="http://schemas.openxmlformats.org/drawingml/2006/main" noChangeAspect="1"/>
+            </wp:cNvGraphicFramePr>
+            <a:graphic xmlns:a="http://schemas.openxmlformats.org/drawingml/2006/main">
+              <a:graphicData uri="http://schemas.openxmlformats.org/drawingml/2006/picture">
+                <pic:pic xmlns:pic="http://schemas.openxmlformats.org/drawingml/2006/picture">
+                  <pic:nvPicPr>
+                    <pic:cNvPr id="1902311250" name="Picture 1" descr="A screenshot of a computer&#10;&#10;AI-generated content may be incorrect."/>
+                    <pic:cNvPicPr/>
+                  </pic:nvPicPr>
+                  <pic:blipFill>
+                    <a:blip r:embed="rId66"/>
+                    <a:stretch>
+                      <a:fillRect/>
+                    </a:stretch>
+                  </pic:blipFill>
+                  <pic:spPr>
+                    <a:xfrm>
+                      <a:off x="0" y="0"/>
+                      <a:ext cx="2955536" cy="2174307"/>
+                    </a:xfrm>
+                    <a:prstGeom prst="rect">
+                      <a:avLst/>
+                    </a:prstGeom>
+                  </pic:spPr>
+                </pic:pic>
+              </a:graphicData>
+            </a:graphic>
+          </wp:inline>
+        </w:drawing>
+      </w:r>
+    </w:p>
+    <w:p>
+      <w:pPr>
+        <w:tabs>
+          <w:tab w:val="left" w:pos="2104"/>
+        </w:tabs>
+      </w:pPr>
+      <w:r>
+        <w:drawing>
+          <wp:inline distT="0" distB="0" distL="0" distR="0" wp14:anchorId="5AE14CD5" wp14:editId="550BF6E0">
+            <wp:extent cx="5986732" cy="1624965"/>
+            <wp:effectExtent l="0" t="0" r="0" b="0"/>
+            <wp:docPr id="708682713" name="Picture 1" descr="A table with numbers and numbers&#10;&#10;AI-generated content may be incorrect."/>
+            <wp:cNvGraphicFramePr>
+              <a:graphicFrameLocks xmlns:a="http://schemas.openxmlformats.org/drawingml/2006/main" noChangeAspect="1"/>
+            </wp:cNvGraphicFramePr>
+            <a:graphic xmlns:a="http://schemas.openxmlformats.org/drawingml/2006/main">
+              <a:graphicData uri="http://schemas.openxmlformats.org/drawingml/2006/picture">
+                <pic:pic xmlns:pic="http://schemas.openxmlformats.org/drawingml/2006/picture">
+                  <pic:nvPicPr>
+                    <pic:cNvPr id="708682713" name="Picture 1" descr="A table with numbers and numbers&#10;&#10;AI-generated content may be incorrect."/>
+                    <pic:cNvPicPr/>
+                  </pic:nvPicPr>
+                  <pic:blipFill>
+                    <a:blip r:embed="rId67"/>
+                    <a:stretch>
+                      <a:fillRect/>
+                    </a:stretch>
+                  </pic:blipFill>
+                  <pic:spPr>
+                    <a:xfrm>
+                      <a:off x="0" y="0"/>
+                      <a:ext cx="6003655" cy="1629558"/>
+                    </a:xfrm>
+                    <a:prstGeom prst="rect">
+                      <a:avLst/>
+                    </a:prstGeom>
+                  </pic:spPr>
+                </pic:pic>
+              </a:graphicData>
+            </a:graphic>
+          </wp:inline>
+        </w:drawing>
+      </w:r>
+    </w:p>
+    <w:p>
+      <w:pPr>
+        <w:tabs>
+          <w:tab w:val="left" w:pos="2104"/>
+        </w:tabs>
+      </w:pPr>
+      <w:r>
+        <w:drawing>
+          <wp:inline distT="0" distB="0" distL="0" distR="0" wp14:anchorId="70C3D54F" wp14:editId="63C67394">
+            <wp:extent cx="5926347" cy="3011170"/>
+            <wp:effectExtent l="0" t="0" r="0" b="0"/>
+            <wp:docPr id="1810508551" name="Picture 1" descr="A screenshot of a computer&#10;&#10;AI-generated content may be incorrect."/>
+            <wp:cNvGraphicFramePr>
+              <a:graphicFrameLocks xmlns:a="http://schemas.openxmlformats.org/drawingml/2006/main" noChangeAspect="1"/>
+            </wp:cNvGraphicFramePr>
+            <a:graphic xmlns:a="http://schemas.openxmlformats.org/drawingml/2006/main">
+              <a:graphicData uri="http://schemas.openxmlformats.org/drawingml/2006/picture">
+                <pic:pic xmlns:pic="http://schemas.openxmlformats.org/drawingml/2006/picture">
+                  <pic:nvPicPr>
+                    <pic:cNvPr id="1810508551" name="Picture 1" descr="A screenshot of a computer&#10;&#10;AI-generated content may be incorrect."/>
+                    <pic:cNvPicPr/>
+                  </pic:nvPicPr>
+                  <pic:blipFill>
+                    <a:blip r:embed="rId68"/>
+                    <a:stretch>
+                      <a:fillRect/>
+                    </a:stretch>
+                  </pic:blipFill>
+                  <pic:spPr>
+                    <a:xfrm>
+                      <a:off x="0" y="0"/>
+                      <a:ext cx="5949692" cy="3023032"/>
+                    </a:xfrm>
+                    <a:prstGeom prst="rect">
+                      <a:avLst/>
+                    </a:prstGeom>
+                  </pic:spPr>
+                </pic:pic>
+              </a:graphicData>
+            </a:graphic>
+          </wp:inline>
+        </w:drawing>
+      </w:r>
     </w:p>
     <w:sectPr>
-      <w:footerReference w:type="even" r:id="rId40"/>
-      <w:footerReference w:type="default" r:id="rId41"/>
-      <w:footerReference w:type="first" r:id="rId42"/>
+      <w:footerReference w:type="even" r:id="rId69"/>
+      <w:footerReference w:type="default" r:id="rId70"/>
+      <w:footerReference w:type="first" r:id="rId71"/>
       <w:pgSz w:w="12240" w:h="15840"/>
       <w:pgMar w:top="1440" w:right="1440" w:bottom="1440" w:left="1440" w:header="720" w:footer="720" w:gutter="0"/>
       <w:cols w:space="720"/>
@@ -2222,7 +3641,6 @@
               <v:path gradientshapeok="t" o:connecttype="rect"/>
             </v:shapetype>
             <v:shape id="Text Box 3" o:spid="_x0000_s1026" type="#_x0000_t202" alt="Internal" style="position:absolute;margin-left:0;margin-top:0;width:25.4pt;height:26.3pt;z-index:251659264;visibility:visible;mso-wrap-style:none;mso-wrap-distance-left:0;mso-wrap-distance-top:0;mso-wrap-distance-right:0;mso-wrap-distance-bottom:0;mso-position-horizontal:center;mso-position-horizontal-relative:page;mso-position-vertical:bottom;mso-position-vertical-relative:page;v-text-anchor:bottom" o:gfxdata="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" filled="f" stroked="f">
-              <v:fill o:detectmouseclick="t"/>
               <v:textbox style="mso-fit-shape-to-text:t" inset="0,0,0,15pt">
                 <w:txbxContent>
                   <w:p>
@@ -2353,7 +3771,6 @@
               <v:path gradientshapeok="t" o:connecttype="rect"/>
             </v:shapetype>
             <v:shape id="Text Box 4" o:spid="_x0000_s1027" type="#_x0000_t202" alt="Internal" style="position:absolute;margin-left:0;margin-top:0;width:25.4pt;height:26.3pt;z-index:251660288;visibility:visible;mso-wrap-style:none;mso-wrap-distance-left:0;mso-wrap-distance-top:0;mso-wrap-distance-right:0;mso-wrap-distance-bottom:0;mso-position-horizontal:center;mso-position-horizontal-relative:page;mso-position-vertical:bottom;mso-position-vertical-relative:page;v-text-anchor:bottom" o:gfxdata="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" filled="f" stroked="f">
-              <v:fill o:detectmouseclick="t"/>
               <v:textbox style="mso-fit-shape-to-text:t" inset="0,0,0,15pt">
                 <w:txbxContent>
                   <w:p>
@@ -2484,7 +3901,6 @@
               <v:path gradientshapeok="t" o:connecttype="rect"/>
             </v:shapetype>
             <v:shape id="Text Box 2" o:spid="_x0000_s1028" type="#_x0000_t202" alt="Internal" style="position:absolute;margin-left:0;margin-top:0;width:25.4pt;height:26.3pt;z-index:251658240;visibility:visible;mso-wrap-style:none;mso-wrap-distance-left:0;mso-wrap-distance-top:0;mso-wrap-distance-right:0;mso-wrap-distance-bottom:0;mso-position-horizontal:center;mso-position-horizontal-relative:page;mso-position-vertical:bottom;mso-position-vertical-relative:page;v-text-anchor:bottom" o:gfxdata="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" filled="f" stroked="f">
-              <v:fill o:detectmouseclick="t"/>
               <v:textbox style="mso-fit-shape-to-text:t" inset="0,0,0,15pt">
                 <w:txbxContent>
                   <w:p>
@@ -2727,11 +4143,11 @@
     </w:lvl>
   </w:abstractNum>
   <w:abstractNum w:abstractNumId="2" w15:restartNumberingAfterBreak="0">
-    <w:nsid w:val="71615D72"/>
+    <w:nsid w:val="4F1D41AF"/>
     <w:multiLevelType w:val="hybridMultilevel"/>
-    <w:tmpl w:val="18D032BE"/>
+    <w:tmpl w:val="946EE172"/>
     <w:lvl w:ilvl="0" w:tplc="0409000F">
-      <w:start w:val="1"/>
+      <w:start w:val="5"/>
       <w:numFmt w:val="decimal"/>
       <w:lvlText w:val="%1."/>
       <w:lvlJc w:val="left"/>
@@ -2815,14 +4231,106 @@
       </w:pPr>
     </w:lvl>
   </w:abstractNum>
+  <w:abstractNum w:abstractNumId="3" w15:restartNumberingAfterBreak="0">
+    <w:nsid w:val="71615D72"/>
+    <w:multiLevelType w:val="hybridMultilevel"/>
+    <w:tmpl w:val="18D032BE"/>
+    <w:lvl w:ilvl="0" w:tplc="0409000F">
+      <w:start w:val="1"/>
+      <w:numFmt w:val="decimal"/>
+      <w:lvlText w:val="%1."/>
+      <w:lvlJc w:val="left"/>
+      <w:pPr>
+        <w:ind w:left="720" w:hanging="360"/>
+      </w:pPr>
+      <w:rPr>
+        <w:rFonts w:hint="default"/>
+      </w:rPr>
+    </w:lvl>
+    <w:lvl w:ilvl="1" w:tplc="04090019" w:tentative="1">
+      <w:start w:val="1"/>
+      <w:numFmt w:val="lowerLetter"/>
+      <w:lvlText w:val="%2."/>
+      <w:lvlJc w:val="left"/>
+      <w:pPr>
+        <w:ind w:left="1440" w:hanging="360"/>
+      </w:pPr>
+    </w:lvl>
+    <w:lvl w:ilvl="2" w:tplc="0409001B" w:tentative="1">
+      <w:start w:val="1"/>
+      <w:numFmt w:val="lowerRoman"/>
+      <w:lvlText w:val="%3."/>
+      <w:lvlJc w:val="right"/>
+      <w:pPr>
+        <w:ind w:left="2160" w:hanging="180"/>
+      </w:pPr>
+    </w:lvl>
+    <w:lvl w:ilvl="3" w:tplc="0409000F" w:tentative="1">
+      <w:start w:val="1"/>
+      <w:numFmt w:val="decimal"/>
+      <w:lvlText w:val="%4."/>
+      <w:lvlJc w:val="left"/>
+      <w:pPr>
+        <w:ind w:left="2880" w:hanging="360"/>
+      </w:pPr>
+    </w:lvl>
+    <w:lvl w:ilvl="4" w:tplc="04090019" w:tentative="1">
+      <w:start w:val="1"/>
+      <w:numFmt w:val="lowerLetter"/>
+      <w:lvlText w:val="%5."/>
+      <w:lvlJc w:val="left"/>
+      <w:pPr>
+        <w:ind w:left="3600" w:hanging="360"/>
+      </w:pPr>
+    </w:lvl>
+    <w:lvl w:ilvl="5" w:tplc="0409001B" w:tentative="1">
+      <w:start w:val="1"/>
+      <w:numFmt w:val="lowerRoman"/>
+      <w:lvlText w:val="%6."/>
+      <w:lvlJc w:val="right"/>
+      <w:pPr>
+        <w:ind w:left="4320" w:hanging="180"/>
+      </w:pPr>
+    </w:lvl>
+    <w:lvl w:ilvl="6" w:tplc="0409000F" w:tentative="1">
+      <w:start w:val="1"/>
+      <w:numFmt w:val="decimal"/>
+      <w:lvlText w:val="%7."/>
+      <w:lvlJc w:val="left"/>
+      <w:pPr>
+        <w:ind w:left="5040" w:hanging="360"/>
+      </w:pPr>
+    </w:lvl>
+    <w:lvl w:ilvl="7" w:tplc="04090019" w:tentative="1">
+      <w:start w:val="1"/>
+      <w:numFmt w:val="lowerLetter"/>
+      <w:lvlText w:val="%8."/>
+      <w:lvlJc w:val="left"/>
+      <w:pPr>
+        <w:ind w:left="5760" w:hanging="360"/>
+      </w:pPr>
+    </w:lvl>
+    <w:lvl w:ilvl="8" w:tplc="0409001B" w:tentative="1">
+      <w:start w:val="1"/>
+      <w:numFmt w:val="lowerRoman"/>
+      <w:lvlText w:val="%9."/>
+      <w:lvlJc w:val="right"/>
+      <w:pPr>
+        <w:ind w:left="6480" w:hanging="180"/>
+      </w:pPr>
+    </w:lvl>
+  </w:abstractNum>
   <w:num w:numId="1" w16cid:durableId="978147604">
-    <w:abstractNumId w:val="2"/>
+    <w:abstractNumId w:val="3"/>
   </w:num>
   <w:num w:numId="2" w16cid:durableId="1317416882">
     <w:abstractNumId w:val="1"/>
   </w:num>
   <w:num w:numId="3" w16cid:durableId="302470098">
     <w:abstractNumId w:val="0"/>
+  </w:num>
+  <w:num w:numId="4" w16cid:durableId="627856487">
+    <w:abstractNumId w:val="2"/>
   </w:num>
 </w:numbering>
 </file>
@@ -3429,6 +4937,7 @@
   <w:style w:type="character" w:default="1" w:styleId="DefaultParagraphFont">
     <w:name w:val="Default Paragraph Font"/>
     <w:uiPriority w:val="1"/>
+    <w:semiHidden/>
     <w:unhideWhenUsed/>
   </w:style>
   <w:style w:type="table" w:default="1" w:styleId="TableNormal">
